--- a/LLM_and_Enterprise_RAG_Bootcamp/Weekly_Projects/Week_04_Project_Solution.docx
+++ b/LLM_and_Enterprise_RAG_Bootcamp/Weekly_Projects/Week_04_Project_Solution.docx
@@ -12,7 +12,7 @@
           <w:color w:val="1E2761"/>
           <w:sz w:val="44"/>
         </w:rPr>
-        <w:t>Week 4 Project Brief — Reference Solution Sketch</w:t>
+        <w:t>Week 4 Project Brief: Reference Solution Sketch</w:t>
       </w:r>
     </w:p>
     <w:p>
@@ -524,7 +524,7 @@
           <w:color w:val="333333"/>
           <w:sz w:val="22"/>
         </w:rPr>
-        <w:t>Tag the submission commit 'week-XX-submit'.</w:t>
+        <w:t>Tag the submission commit 'week-04-submit'.</w:t>
       </w:r>
     </w:p>
     <w:p>
@@ -536,7 +536,7 @@
           <w:color w:val="333333"/>
           <w:sz w:val="22"/>
         </w:rPr>
-        <w:t>Post the repo link in the bootcamp Discord by Saturday 10 AM PST.</w:t>
+        <w:t>Post the repo link in the bootcamp Discord by Saturday 10 AM PT.</w:t>
       </w:r>
     </w:p>
     <w:p>
@@ -555,7 +555,7 @@
           <w:color w:val="333333"/>
           <w:sz w:val="22"/>
         </w:rPr>
-        <w:t>A clean reference solution emphasizes honest evaluation over polished UI. Skeletons for each deliverable are in the lab repo branch 'reference-week-XX'.</w:t>
+        <w:t>The funnel is four composable stages with explicit candidate counts: BM25 (Pyserini) and dense (bge-m3) each return 500, the union deduplicates to about 900; a 64-dim Matryoshka prune cuts to 200; ColBERT (RAGatouille) rescores to 50; a cross-encoder produces the final 10. Each stage logs wall time and candidate counts so the latency breakdown falls out of the run log. The dense-only baseline is the same bge-m3 index returning top 10 directly.</w:t>
       </w:r>
     </w:p>
     <w:p>
@@ -565,7 +565,55 @@
           <w:color w:val="1E2761"/>
           <w:sz w:val="26"/>
         </w:rPr>
-        <w:t>Architecture</w:t>
+        <w:t>Implementation Outline</w:t>
+      </w:r>
+    </w:p>
+    <w:p>
+      <w:pPr>
+        <w:pStyle w:val="ListBullet"/>
+      </w:pPr>
+      <w:r>
+        <w:rPr>
+          <w:color w:val="333333"/>
+          <w:sz w:val="22"/>
+        </w:rPr>
+        <w:t>Stage interface: rank(query, candidates) -&gt; scored candidates, so stages can be dropped for ablation.</w:t>
+      </w:r>
+    </w:p>
+    <w:p>
+      <w:pPr>
+        <w:pStyle w:val="ListBullet"/>
+      </w:pPr>
+      <w:r>
+        <w:rPr>
+          <w:color w:val="333333"/>
+          <w:sz w:val="22"/>
+        </w:rPr>
+        <w:t>Tune counts by sweeping stage budgets on a 50-query dev split before touching the 200-question eval.</w:t>
+      </w:r>
+    </w:p>
+    <w:p>
+      <w:pPr>
+        <w:pStyle w:val="ListBullet"/>
+      </w:pPr>
+      <w:r>
+        <w:rPr>
+          <w:color w:val="333333"/>
+          <w:sz w:val="22"/>
+        </w:rPr>
+        <w:t>Report recall@5, P50/P95 latency, and per-query cost for funnel vs baseline.</w:t>
+      </w:r>
+    </w:p>
+    <w:p>
+      <w:pPr>
+        <w:pStyle w:val="ListBullet"/>
+      </w:pPr>
+      <w:r>
+        <w:rPr>
+          <w:color w:val="333333"/>
+          <w:sz w:val="22"/>
+        </w:rPr>
+        <w:t>Ablation table removes one stage at a time to show marginal contribution (the bonus).</w:t>
       </w:r>
     </w:p>
     <w:p>
@@ -574,7 +622,7 @@
           <w:color w:val="333333"/>
           <w:sz w:val="22"/>
         </w:rPr>
-        <w:t>Built around the patterns introduced in week 4's class notes. Follow the recommended defaults; deviate only with measured justification.</w:t>
+        <w:t>Skeletons for each deliverable are in the lab repo branch 'reference-week-04'.</w:t>
       </w:r>
     </w:p>
     <w:p>
@@ -624,6 +672,7 @@
       </w:r>
     </w:p>
     <w:sectPr>
+      <w:footerReference w:type="default" r:id="rId9"/>
       <w:pgSz w:w="12240" w:h="15840"/>
       <w:pgMar w:top="1152" w:right="1296" w:bottom="1152" w:left="1296" w:header="720" w:footer="720" w:gutter="0"/>
       <w:cols w:space="720"/>
@@ -631,6 +680,25 @@
     </w:sectPr>
   </w:body>
 </w:document>
+</file>
+
+<file path=word/footer1.xml><?xml version="1.0" encoding="utf-8"?>
+<w:ftr xmlns:m="http://schemas.openxmlformats.org/officeDocument/2006/math" xmlns:mc="http://schemas.openxmlformats.org/markup-compatibility/2006" xmlns:mo="http://schemas.microsoft.com/office/mac/office/2008/main" xmlns:mv="urn:schemas-microsoft-com:mac:vml" xmlns:o="urn:schemas-microsoft-com:office:office" xmlns:r="http://schemas.openxmlformats.org/officeDocument/2006/relationships" xmlns:v="urn:schemas-microsoft-com:vml" xmlns:w10="urn:schemas-microsoft-com:office:word" xmlns:w14="http://schemas.microsoft.com/office/word/2010/wordml" xmlns:w="http://schemas.openxmlformats.org/wordprocessingml/2006/main" xmlns:wne="http://schemas.microsoft.com/office/word/2006/wordml" xmlns:wp14="http://schemas.microsoft.com/office/word/2010/wordprocessingDrawing" xmlns:wp="http://schemas.openxmlformats.org/drawingml/2006/wordprocessingDrawing" xmlns:wpc="http://schemas.microsoft.com/office/word/2010/wordprocessingCanvas" xmlns:wpg="http://schemas.microsoft.com/office/word/2010/wordprocessingGroup" xmlns:wpi="http://schemas.microsoft.com/office/word/2010/wordprocessingInk" xmlns:wps="http://schemas.microsoft.com/office/word/2010/wordprocessingShape" mc:Ignorable="w14 wp14">
+  <w:p>
+    <w:pPr>
+      <w:pStyle w:val="Footer"/>
+      <w:jc w:val="center"/>
+    </w:pPr>
+    <w:r>
+      <w:rPr>
+        <w:rFonts w:ascii="Calibri" w:hAnsi="Calibri"/>
+        <w:color w:val="333333"/>
+        <w:sz w:val="18"/>
+      </w:rPr>
+      <w:t>© 2026 Proxiant Academy | info@proxiant.com | proxiant.ai/training</w:t>
+    </w:r>
+  </w:p>
+</w:ftr>
 </file>
 
 <file path=word/numbering.xml><?xml version="1.0" encoding="utf-8"?>
